--- a/Week1/Week1.docx
+++ b/Week1/Week1.docx
@@ -4,10 +4,8 @@
   <w:body>
     <w:p>
       <w:pPr>
-        <w:spacing w:before="100" w:beforeAutospacing="1" w:after="100" w:afterAutospacing="1" w:line="240" w:lineRule="auto"/>
-        <w:outlineLvl w:val="2"/>
-        <w:rPr>
-          <w:rFonts w:ascii="Times New Roman" w:eastAsia="Times New Roman" w:hAnsi="Times New Roman" w:cs="Times New Roman"/>
+        <w:rPr>
+          <w:rFonts w:ascii="Times New Roman" w:hAnsi="Times New Roman" w:cs="Times New Roman"/>
           <w:b/>
           <w:bCs/>
           <w:sz w:val="27"/>
@@ -23,11 +21,10 @@
       <w:bookmarkStart w:id="5" w:name="_Toc230641334"/>
       <w:bookmarkStart w:id="6" w:name="_Toc230641405"/>
       <w:bookmarkStart w:id="7" w:name="_Toc230783084"/>
-      <w:bookmarkStart w:id="8" w:name="_Toc231045845"/>
       <w:bookmarkEnd w:id="0"/>
       <w:r>
         <w:rPr>
-          <w:rFonts w:ascii="Times New Roman" w:eastAsia="Times New Roman" w:hAnsi="Times New Roman" w:cs="Times New Roman"/>
+          <w:rFonts w:ascii="Times New Roman" w:hAnsi="Times New Roman" w:cs="Times New Roman"/>
           <w:b/>
           <w:bCs/>
           <w:sz w:val="27"/>
@@ -43,24 +40,93 @@
       <w:bookmarkEnd w:id="5"/>
       <w:bookmarkEnd w:id="6"/>
       <w:bookmarkEnd w:id="7"/>
+    </w:p>
+    <w:p>
+      <w:pPr>
+        <w:rPr>
+          <w:rFonts w:ascii="Times New Roman" w:hAnsi="Times New Roman" w:cs="Times New Roman"/>
+          <w:b/>
+          <w:bCs/>
+          <w:sz w:val="27"/>
+          <w:szCs w:val="27"/>
+          <w:lang w:val="en-US" w:eastAsia="en-KE"/>
+        </w:rPr>
+      </w:pPr>
+      <w:r>
+        <w:rPr>
+          <w:rFonts w:ascii="Times New Roman" w:hAnsi="Times New Roman" w:cs="Times New Roman"/>
+          <w:b/>
+          <w:bCs/>
+          <w:sz w:val="27"/>
+          <w:szCs w:val="27"/>
+          <w:lang w:val="en-US" w:eastAsia="en-KE"/>
+        </w:rPr>
+        <w:t xml:space="preserve">        </w:t>
+      </w:r>
+      <w:bookmarkStart w:id="8" w:name="_Toc230783085"/>
+      <w:r>
+        <w:rPr>
+          <w:rFonts w:ascii="Times New Roman" w:hAnsi="Times New Roman" w:cs="Times New Roman"/>
+          <w:b/>
+          <w:bCs/>
+          <w:sz w:val="27"/>
+          <w:szCs w:val="27"/>
+          <w:lang w:val="en-US" w:eastAsia="en-KE"/>
+        </w:rPr>
+        <w:t>STUDENT NAME: ISAAC OMONDI OCHIENG</w:t>
+      </w:r>
       <w:bookmarkEnd w:id="8"/>
     </w:p>
     <w:p>
       <w:pPr>
-        <w:spacing w:before="100" w:beforeAutospacing="1" w:after="100" w:afterAutospacing="1" w:line="240" w:lineRule="auto"/>
-        <w:outlineLvl w:val="2"/>
-        <w:rPr>
-          <w:rFonts w:ascii="Times New Roman" w:eastAsia="Times New Roman" w:hAnsi="Times New Roman" w:cs="Times New Roman"/>
-          <w:b/>
-          <w:bCs/>
-          <w:sz w:val="27"/>
-          <w:szCs w:val="27"/>
-          <w:lang w:val="en-US" w:eastAsia="en-KE"/>
-        </w:rPr>
-      </w:pPr>
-      <w:r>
-        <w:rPr>
-          <w:rFonts w:ascii="Times New Roman" w:eastAsia="Times New Roman" w:hAnsi="Times New Roman" w:cs="Times New Roman"/>
+        <w:rPr>
+          <w:rFonts w:ascii="Times New Roman" w:hAnsi="Times New Roman" w:cs="Times New Roman"/>
+          <w:b/>
+          <w:bCs/>
+          <w:sz w:val="27"/>
+          <w:szCs w:val="27"/>
+          <w:lang w:val="en-US" w:eastAsia="en-KE"/>
+        </w:rPr>
+      </w:pPr>
+      <w:r>
+        <w:rPr>
+          <w:rFonts w:ascii="Times New Roman" w:hAnsi="Times New Roman" w:cs="Times New Roman"/>
+          <w:b/>
+          <w:bCs/>
+          <w:sz w:val="27"/>
+          <w:szCs w:val="27"/>
+          <w:lang w:val="en-US" w:eastAsia="en-KE"/>
+        </w:rPr>
+        <w:t xml:space="preserve">       </w:t>
+      </w:r>
+      <w:bookmarkStart w:id="9" w:name="_Toc230783086"/>
+      <w:r>
+        <w:rPr>
+          <w:rFonts w:ascii="Times New Roman" w:hAnsi="Times New Roman" w:cs="Times New Roman"/>
+          <w:b/>
+          <w:bCs/>
+          <w:sz w:val="27"/>
+          <w:szCs w:val="27"/>
+          <w:lang w:val="en-US" w:eastAsia="en-KE"/>
+        </w:rPr>
+        <w:t>ADMISSION NUMBER: BSCCS/2024/52803</w:t>
+      </w:r>
+      <w:bookmarkEnd w:id="9"/>
+    </w:p>
+    <w:p>
+      <w:pPr>
+        <w:rPr>
+          <w:rFonts w:ascii="Times New Roman" w:hAnsi="Times New Roman" w:cs="Times New Roman"/>
+          <w:b/>
+          <w:bCs/>
+          <w:sz w:val="27"/>
+          <w:szCs w:val="27"/>
+          <w:lang w:val="en-US" w:eastAsia="en-KE"/>
+        </w:rPr>
+      </w:pPr>
+      <w:r>
+        <w:rPr>
+          <w:rFonts w:ascii="Times New Roman" w:hAnsi="Times New Roman" w:cs="Times New Roman"/>
           <w:b/>
           <w:bCs/>
           <w:sz w:val="27"/>
@@ -69,78 +135,106 @@
         </w:rPr>
         <w:t xml:space="preserve">        </w:t>
       </w:r>
-      <w:bookmarkStart w:id="9" w:name="_Toc230783085"/>
-      <w:bookmarkStart w:id="10" w:name="_Toc231045846"/>
-      <w:r>
-        <w:rPr>
-          <w:rFonts w:ascii="Times New Roman" w:eastAsia="Times New Roman" w:hAnsi="Times New Roman" w:cs="Times New Roman"/>
-          <w:b/>
-          <w:bCs/>
-          <w:sz w:val="27"/>
-          <w:szCs w:val="27"/>
-          <w:lang w:val="en-US" w:eastAsia="en-KE"/>
-        </w:rPr>
-        <w:t>STUDENT NAME: ISAAC OMONDI OCHIENG</w:t>
-      </w:r>
-      <w:bookmarkEnd w:id="9"/>
+      <w:bookmarkStart w:id="10" w:name="_Toc230783087"/>
+      <w:r>
+        <w:rPr>
+          <w:rFonts w:ascii="Times New Roman" w:hAnsi="Times New Roman" w:cs="Times New Roman"/>
+          <w:b/>
+          <w:bCs/>
+          <w:sz w:val="27"/>
+          <w:szCs w:val="27"/>
+          <w:lang w:val="en-US" w:eastAsia="en-KE"/>
+        </w:rPr>
+        <w:t>COURSE: COMPUTER SCIENCE</w:t>
+      </w:r>
       <w:bookmarkEnd w:id="10"/>
     </w:p>
     <w:p>
       <w:pPr>
-        <w:spacing w:before="100" w:beforeAutospacing="1" w:after="100" w:afterAutospacing="1" w:line="240" w:lineRule="auto"/>
-        <w:outlineLvl w:val="2"/>
-        <w:rPr>
-          <w:rFonts w:ascii="Times New Roman" w:eastAsia="Times New Roman" w:hAnsi="Times New Roman" w:cs="Times New Roman"/>
-          <w:b/>
-          <w:bCs/>
-          <w:sz w:val="27"/>
-          <w:szCs w:val="27"/>
-          <w:lang w:val="en-US" w:eastAsia="en-KE"/>
-        </w:rPr>
-      </w:pPr>
-      <w:r>
-        <w:rPr>
-          <w:rFonts w:ascii="Times New Roman" w:eastAsia="Times New Roman" w:hAnsi="Times New Roman" w:cs="Times New Roman"/>
-          <w:b/>
-          <w:bCs/>
-          <w:sz w:val="27"/>
-          <w:szCs w:val="27"/>
-          <w:lang w:val="en-US" w:eastAsia="en-KE"/>
-        </w:rPr>
-        <w:t xml:space="preserve">       </w:t>
-      </w:r>
-      <w:bookmarkStart w:id="11" w:name="_Toc230783086"/>
-      <w:bookmarkStart w:id="12" w:name="_Toc231045847"/>
-      <w:r>
-        <w:rPr>
-          <w:rFonts w:ascii="Times New Roman" w:eastAsia="Times New Roman" w:hAnsi="Times New Roman" w:cs="Times New Roman"/>
-          <w:b/>
-          <w:bCs/>
-          <w:sz w:val="27"/>
-          <w:szCs w:val="27"/>
-          <w:lang w:val="en-US" w:eastAsia="en-KE"/>
-        </w:rPr>
-        <w:t>ADMISSION NUMBER: BSCCS/2024/52803</w:t>
+        <w:rPr>
+          <w:rFonts w:ascii="Times New Roman" w:hAnsi="Times New Roman" w:cs="Times New Roman"/>
+          <w:b/>
+          <w:bCs/>
+          <w:sz w:val="27"/>
+          <w:szCs w:val="27"/>
+          <w:lang w:val="en-US" w:eastAsia="en-KE"/>
+        </w:rPr>
+      </w:pPr>
+      <w:r>
+        <w:rPr>
+          <w:rFonts w:ascii="Times New Roman" w:hAnsi="Times New Roman" w:cs="Times New Roman"/>
+          <w:b/>
+          <w:bCs/>
+          <w:sz w:val="27"/>
+          <w:szCs w:val="27"/>
+          <w:lang w:val="en-US" w:eastAsia="en-KE"/>
+        </w:rPr>
+        <w:t xml:space="preserve">        </w:t>
+      </w:r>
+      <w:bookmarkStart w:id="11" w:name="_Toc230783088"/>
+      <w:r>
+        <w:rPr>
+          <w:rFonts w:ascii="Times New Roman" w:hAnsi="Times New Roman" w:cs="Times New Roman"/>
+          <w:b/>
+          <w:bCs/>
+          <w:sz w:val="27"/>
+          <w:szCs w:val="27"/>
+          <w:lang w:val="en-US" w:eastAsia="en-KE"/>
+        </w:rPr>
+        <w:t>UNIT CODE: BIT3208</w:t>
       </w:r>
       <w:bookmarkEnd w:id="11"/>
+    </w:p>
+    <w:p>
+      <w:pPr>
+        <w:rPr>
+          <w:rFonts w:ascii="Times New Roman" w:hAnsi="Times New Roman" w:cs="Times New Roman"/>
+          <w:b/>
+          <w:bCs/>
+          <w:sz w:val="27"/>
+          <w:szCs w:val="27"/>
+          <w:lang w:val="en-US" w:eastAsia="en-KE"/>
+        </w:rPr>
+      </w:pPr>
+      <w:r>
+        <w:rPr>
+          <w:rFonts w:ascii="Times New Roman" w:hAnsi="Times New Roman" w:cs="Times New Roman"/>
+          <w:b/>
+          <w:bCs/>
+          <w:sz w:val="27"/>
+          <w:szCs w:val="27"/>
+          <w:lang w:val="en-US" w:eastAsia="en-KE"/>
+        </w:rPr>
+        <w:t xml:space="preserve">        </w:t>
+      </w:r>
+      <w:bookmarkStart w:id="12" w:name="_Toc230783089"/>
+      <w:r>
+        <w:rPr>
+          <w:rFonts w:ascii="Times New Roman" w:hAnsi="Times New Roman" w:cs="Times New Roman"/>
+          <w:b/>
+          <w:bCs/>
+          <w:sz w:val="27"/>
+          <w:szCs w:val="27"/>
+          <w:lang w:val="en-US" w:eastAsia="en-KE"/>
+        </w:rPr>
+        <w:t>LECTURER NAME: MICHAEL NYORO</w:t>
+      </w:r>
       <w:bookmarkEnd w:id="12"/>
     </w:p>
     <w:p>
       <w:pPr>
-        <w:spacing w:before="100" w:beforeAutospacing="1" w:after="100" w:afterAutospacing="1" w:line="240" w:lineRule="auto"/>
-        <w:outlineLvl w:val="2"/>
-        <w:rPr>
-          <w:rFonts w:ascii="Times New Roman" w:eastAsia="Times New Roman" w:hAnsi="Times New Roman" w:cs="Times New Roman"/>
-          <w:b/>
-          <w:bCs/>
-          <w:sz w:val="27"/>
-          <w:szCs w:val="27"/>
-          <w:lang w:val="en-US" w:eastAsia="en-KE"/>
-        </w:rPr>
-      </w:pPr>
-      <w:r>
-        <w:rPr>
-          <w:rFonts w:ascii="Times New Roman" w:eastAsia="Times New Roman" w:hAnsi="Times New Roman" w:cs="Times New Roman"/>
+        <w:rPr>
+          <w:rFonts w:ascii="Times New Roman" w:hAnsi="Times New Roman" w:cs="Times New Roman"/>
+          <w:b/>
+          <w:bCs/>
+          <w:sz w:val="27"/>
+          <w:szCs w:val="27"/>
+          <w:lang w:val="en-US" w:eastAsia="en-KE"/>
+        </w:rPr>
+      </w:pPr>
+      <w:r>
+        <w:rPr>
+          <w:rFonts w:ascii="Times New Roman" w:hAnsi="Times New Roman" w:cs="Times New Roman"/>
           <w:b/>
           <w:bCs/>
           <w:sz w:val="27"/>
@@ -149,221 +243,246 @@
         </w:rPr>
         <w:t xml:space="preserve">        </w:t>
       </w:r>
-      <w:bookmarkStart w:id="13" w:name="_Toc230783087"/>
-      <w:bookmarkStart w:id="14" w:name="_Toc231045848"/>
-      <w:r>
-        <w:rPr>
-          <w:rFonts w:ascii="Times New Roman" w:eastAsia="Times New Roman" w:hAnsi="Times New Roman" w:cs="Times New Roman"/>
-          <w:b/>
-          <w:bCs/>
-          <w:sz w:val="27"/>
-          <w:szCs w:val="27"/>
-          <w:lang w:val="en-US" w:eastAsia="en-KE"/>
-        </w:rPr>
-        <w:t>COURSE: COMPUTER SCIENCE</w:t>
+      <w:bookmarkStart w:id="13" w:name="_Toc230783090"/>
+      <w:r>
+        <w:rPr>
+          <w:rFonts w:ascii="Times New Roman" w:hAnsi="Times New Roman" w:cs="Times New Roman"/>
+          <w:b/>
+          <w:bCs/>
+          <w:sz w:val="27"/>
+          <w:szCs w:val="27"/>
+          <w:lang w:val="en-US" w:eastAsia="en-KE"/>
+        </w:rPr>
+        <w:t>ACADEMIC YEAR:  YEAR 3 SEMESTER</w:t>
       </w:r>
       <w:bookmarkEnd w:id="13"/>
+      <w:r>
+        <w:rPr>
+          <w:rFonts w:ascii="Times New Roman" w:hAnsi="Times New Roman" w:cs="Times New Roman"/>
+          <w:b/>
+          <w:bCs/>
+          <w:sz w:val="27"/>
+          <w:szCs w:val="27"/>
+          <w:lang w:val="en-US" w:eastAsia="en-KE"/>
+        </w:rPr>
+        <w:t xml:space="preserve"> 2</w:t>
+      </w:r>
+    </w:p>
+    <w:p>
+      <w:pPr>
+        <w:rPr>
+          <w:rFonts w:ascii="Times New Roman" w:hAnsi="Times New Roman" w:cs="Times New Roman"/>
+          <w:b/>
+          <w:bCs/>
+          <w:sz w:val="27"/>
+          <w:szCs w:val="27"/>
+          <w:lang w:eastAsia="en-KE"/>
+        </w:rPr>
+      </w:pPr>
+    </w:p>
+    <w:p>
+      <w:pPr>
+        <w:rPr>
+          <w:rFonts w:ascii="Times New Roman" w:hAnsi="Times New Roman" w:cs="Times New Roman"/>
+          <w:b/>
+          <w:bCs/>
+          <w:sz w:val="27"/>
+          <w:szCs w:val="27"/>
+          <w:lang w:eastAsia="en-KE"/>
+        </w:rPr>
+      </w:pPr>
+    </w:p>
+    <w:p>
+      <w:pPr>
+        <w:rPr>
+          <w:rFonts w:ascii="Times New Roman" w:hAnsi="Times New Roman" w:cs="Times New Roman"/>
+          <w:b/>
+          <w:bCs/>
+          <w:sz w:val="27"/>
+          <w:szCs w:val="27"/>
+          <w:lang w:eastAsia="en-KE"/>
+        </w:rPr>
+      </w:pPr>
+      <w:bookmarkStart w:id="14" w:name="_Toc230640499"/>
+      <w:bookmarkStart w:id="15" w:name="_Toc230640698"/>
+      <w:bookmarkStart w:id="16" w:name="_Toc230640728"/>
+      <w:bookmarkStart w:id="17" w:name="_Toc230641050"/>
+      <w:bookmarkStart w:id="18" w:name="_Toc230641335"/>
+      <w:bookmarkStart w:id="19" w:name="_Toc230641406"/>
+      <w:bookmarkStart w:id="20" w:name="_Toc230783091"/>
+      <w:r>
+        <w:rPr>
+          <w:rFonts w:ascii="Times New Roman" w:hAnsi="Times New Roman" w:cs="Times New Roman"/>
+          <w:b/>
+          <w:bCs/>
+          <w:sz w:val="27"/>
+          <w:szCs w:val="27"/>
+          <w:lang w:eastAsia="en-KE"/>
+        </w:rPr>
+        <w:t>PROJECT DETAILS</w:t>
+      </w:r>
       <w:bookmarkEnd w:id="14"/>
-    </w:p>
-    <w:p>
-      <w:pPr>
-        <w:spacing w:before="100" w:beforeAutospacing="1" w:after="100" w:afterAutospacing="1" w:line="240" w:lineRule="auto"/>
-        <w:outlineLvl w:val="2"/>
-        <w:rPr>
-          <w:rFonts w:ascii="Times New Roman" w:eastAsia="Times New Roman" w:hAnsi="Times New Roman" w:cs="Times New Roman"/>
-          <w:b/>
-          <w:bCs/>
-          <w:sz w:val="27"/>
-          <w:szCs w:val="27"/>
-          <w:lang w:val="en-US" w:eastAsia="en-KE"/>
-        </w:rPr>
-      </w:pPr>
-      <w:r>
-        <w:rPr>
-          <w:rFonts w:ascii="Times New Roman" w:eastAsia="Times New Roman" w:hAnsi="Times New Roman" w:cs="Times New Roman"/>
-          <w:b/>
-          <w:bCs/>
-          <w:sz w:val="27"/>
-          <w:szCs w:val="27"/>
-          <w:lang w:val="en-US" w:eastAsia="en-KE"/>
-        </w:rPr>
-        <w:t xml:space="preserve">        </w:t>
-      </w:r>
-      <w:bookmarkStart w:id="15" w:name="_Toc230783088"/>
-      <w:bookmarkStart w:id="16" w:name="_Toc231045849"/>
-      <w:r>
-        <w:rPr>
-          <w:rFonts w:ascii="Times New Roman" w:eastAsia="Times New Roman" w:hAnsi="Times New Roman" w:cs="Times New Roman"/>
-          <w:b/>
-          <w:bCs/>
-          <w:sz w:val="27"/>
-          <w:szCs w:val="27"/>
-          <w:lang w:val="en-US" w:eastAsia="en-KE"/>
-        </w:rPr>
-        <w:t>UNIT CODE: BIT3208</w:t>
-      </w:r>
       <w:bookmarkEnd w:id="15"/>
       <w:bookmarkEnd w:id="16"/>
-    </w:p>
-    <w:p>
-      <w:pPr>
-        <w:spacing w:before="100" w:beforeAutospacing="1" w:after="100" w:afterAutospacing="1" w:line="240" w:lineRule="auto"/>
-        <w:outlineLvl w:val="2"/>
-        <w:rPr>
-          <w:rFonts w:ascii="Times New Roman" w:eastAsia="Times New Roman" w:hAnsi="Times New Roman" w:cs="Times New Roman"/>
-          <w:b/>
-          <w:bCs/>
-          <w:sz w:val="27"/>
-          <w:szCs w:val="27"/>
-          <w:lang w:val="en-US" w:eastAsia="en-KE"/>
-        </w:rPr>
-      </w:pPr>
-      <w:r>
-        <w:rPr>
-          <w:rFonts w:ascii="Times New Roman" w:eastAsia="Times New Roman" w:hAnsi="Times New Roman" w:cs="Times New Roman"/>
-          <w:b/>
-          <w:bCs/>
-          <w:sz w:val="27"/>
-          <w:szCs w:val="27"/>
-          <w:lang w:val="en-US" w:eastAsia="en-KE"/>
-        </w:rPr>
-        <w:t xml:space="preserve">        </w:t>
-      </w:r>
-      <w:bookmarkStart w:id="17" w:name="_Toc230783089"/>
-      <w:bookmarkStart w:id="18" w:name="_Toc231045850"/>
-      <w:r>
-        <w:rPr>
-          <w:rFonts w:ascii="Times New Roman" w:eastAsia="Times New Roman" w:hAnsi="Times New Roman" w:cs="Times New Roman"/>
-          <w:b/>
-          <w:bCs/>
-          <w:sz w:val="27"/>
-          <w:szCs w:val="27"/>
-          <w:lang w:val="en-US" w:eastAsia="en-KE"/>
-        </w:rPr>
-        <w:t>LECTURER NAME: MICHAEL NYORO</w:t>
-      </w:r>
       <w:bookmarkEnd w:id="17"/>
       <w:bookmarkEnd w:id="18"/>
-    </w:p>
-    <w:p>
-      <w:pPr>
-        <w:spacing w:before="100" w:beforeAutospacing="1" w:after="100" w:afterAutospacing="1" w:line="240" w:lineRule="auto"/>
-        <w:outlineLvl w:val="2"/>
-        <w:rPr>
-          <w:rFonts w:ascii="Times New Roman" w:eastAsia="Times New Roman" w:hAnsi="Times New Roman" w:cs="Times New Roman"/>
-          <w:b/>
-          <w:bCs/>
-          <w:sz w:val="27"/>
-          <w:szCs w:val="27"/>
-          <w:lang w:val="en-US" w:eastAsia="en-KE"/>
-        </w:rPr>
-      </w:pPr>
-      <w:r>
-        <w:rPr>
-          <w:rFonts w:ascii="Times New Roman" w:eastAsia="Times New Roman" w:hAnsi="Times New Roman" w:cs="Times New Roman"/>
-          <w:b/>
-          <w:bCs/>
-          <w:sz w:val="27"/>
-          <w:szCs w:val="27"/>
-          <w:lang w:val="en-US" w:eastAsia="en-KE"/>
-        </w:rPr>
-        <w:t xml:space="preserve">        </w:t>
-      </w:r>
-      <w:bookmarkStart w:id="19" w:name="_Toc230783090"/>
-      <w:bookmarkStart w:id="20" w:name="_Toc231045851"/>
-      <w:r>
-        <w:rPr>
-          <w:rFonts w:ascii="Times New Roman" w:eastAsia="Times New Roman" w:hAnsi="Times New Roman" w:cs="Times New Roman"/>
-          <w:b/>
-          <w:bCs/>
-          <w:sz w:val="27"/>
-          <w:szCs w:val="27"/>
-          <w:lang w:val="en-US" w:eastAsia="en-KE"/>
-        </w:rPr>
-        <w:t>ACADEMIC YEAR:  YEAR 3 SEMESTER</w:t>
-      </w:r>
       <w:bookmarkEnd w:id="19"/>
-      <w:r>
-        <w:rPr>
-          <w:rFonts w:ascii="Times New Roman" w:eastAsia="Times New Roman" w:hAnsi="Times New Roman" w:cs="Times New Roman"/>
-          <w:b/>
-          <w:bCs/>
-          <w:sz w:val="27"/>
-          <w:szCs w:val="27"/>
-          <w:lang w:val="en-US" w:eastAsia="en-KE"/>
-        </w:rPr>
-        <w:t xml:space="preserve"> </w:t>
-      </w:r>
-      <w:r>
-        <w:rPr>
-          <w:rFonts w:ascii="Times New Roman" w:eastAsia="Times New Roman" w:hAnsi="Times New Roman" w:cs="Times New Roman"/>
-          <w:b/>
-          <w:bCs/>
-          <w:sz w:val="27"/>
-          <w:szCs w:val="27"/>
-          <w:lang w:val="en-US" w:eastAsia="en-KE"/>
-        </w:rPr>
-        <w:t>2</w:t>
-      </w:r>
       <w:bookmarkEnd w:id="20"/>
     </w:p>
     <w:p>
       <w:pPr>
-        <w:spacing w:before="100" w:beforeAutospacing="1" w:after="100" w:afterAutospacing="1" w:line="240" w:lineRule="auto"/>
-        <w:ind w:left="720"/>
-        <w:rPr>
-          <w:rFonts w:ascii="Times New Roman" w:eastAsia="Times New Roman" w:hAnsi="Times New Roman" w:cs="Times New Roman"/>
-          <w:b/>
-          <w:bCs/>
-          <w:sz w:val="24"/>
-          <w:szCs w:val="24"/>
+        <w:rPr>
+          <w:rFonts w:ascii="Times New Roman" w:hAnsi="Times New Roman" w:cs="Times New Roman"/>
+          <w:b/>
+          <w:bCs/>
+          <w:sz w:val="27"/>
+          <w:szCs w:val="27"/>
+          <w:lang w:val="en-US" w:eastAsia="en-KE"/>
+        </w:rPr>
+      </w:pPr>
+      <w:r>
+        <w:rPr>
+          <w:rFonts w:ascii="Times New Roman" w:hAnsi="Times New Roman" w:cs="Times New Roman"/>
+          <w:b/>
+          <w:bCs/>
+          <w:sz w:val="27"/>
+          <w:szCs w:val="27"/>
+          <w:lang w:val="en-US" w:eastAsia="en-KE"/>
+        </w:rPr>
+        <w:t xml:space="preserve">         PROJECT TITLE: CAR SELLING PLATFORM</w:t>
+      </w:r>
+    </w:p>
+    <w:p>
+      <w:pPr>
+        <w:rPr>
+          <w:rFonts w:ascii="Times New Roman" w:hAnsi="Times New Roman" w:cs="Times New Roman"/>
+          <w:b/>
+          <w:bCs/>
+          <w:sz w:val="27"/>
+          <w:szCs w:val="27"/>
+          <w:lang w:val="en-US" w:eastAsia="en-KE"/>
+        </w:rPr>
+      </w:pPr>
+      <w:r>
+        <w:rPr>
+          <w:rFonts w:ascii="Times New Roman" w:hAnsi="Times New Roman" w:cs="Times New Roman"/>
+          <w:b/>
+          <w:bCs/>
+          <w:sz w:val="27"/>
+          <w:szCs w:val="27"/>
+          <w:lang w:val="en-US" w:eastAsia="en-KE"/>
+        </w:rPr>
+        <w:t xml:space="preserve">         SELECTED TECHNOLOGIES:        </w:t>
+      </w:r>
+    </w:p>
+    <w:p>
+      <w:pPr>
+        <w:rPr>
+          <w:rFonts w:ascii="Times New Roman" w:hAnsi="Times New Roman" w:cs="Times New Roman"/>
+          <w:b/>
+          <w:bCs/>
+          <w:sz w:val="27"/>
+          <w:szCs w:val="27"/>
+          <w:lang w:val="en-US" w:eastAsia="en-KE"/>
+        </w:rPr>
+      </w:pPr>
+      <w:r>
+        <w:rPr>
+          <w:rFonts w:ascii="Times New Roman" w:hAnsi="Times New Roman" w:cs="Times New Roman"/>
+          <w:b/>
+          <w:bCs/>
+          <w:sz w:val="27"/>
+          <w:szCs w:val="27"/>
+          <w:lang w:val="en-US" w:eastAsia="en-KE"/>
+        </w:rPr>
+        <w:t xml:space="preserve">                                             HTML, BOOTSTRAP, CSS, </w:t>
+      </w:r>
+    </w:p>
+    <w:p>
+      <w:pPr>
+        <w:rPr>
+          <w:rFonts w:ascii="Times New Roman" w:hAnsi="Times New Roman" w:cs="Times New Roman"/>
+          <w:b/>
+          <w:bCs/>
+          <w:sz w:val="27"/>
+          <w:szCs w:val="27"/>
+          <w:lang w:val="en-US" w:eastAsia="en-KE"/>
+        </w:rPr>
+      </w:pPr>
+      <w:r>
+        <w:rPr>
+          <w:rFonts w:ascii="Times New Roman" w:hAnsi="Times New Roman" w:cs="Times New Roman"/>
+          <w:b/>
+          <w:bCs/>
+          <w:sz w:val="27"/>
+          <w:szCs w:val="27"/>
+          <w:lang w:val="en-US" w:eastAsia="en-KE"/>
+        </w:rPr>
+        <w:t xml:space="preserve">                                             MYSQL, JAVASCRIPT</w:t>
+      </w:r>
+    </w:p>
+    <w:p>
+      <w:pPr>
+        <w:rPr>
+          <w:rFonts w:ascii="Times New Roman" w:hAnsi="Times New Roman" w:cs="Times New Roman"/>
+          <w:b/>
+          <w:bCs/>
+          <w:sz w:val="27"/>
+          <w:szCs w:val="27"/>
           <w:lang w:eastAsia="en-KE"/>
         </w:rPr>
       </w:pPr>
     </w:p>
     <w:p>
       <w:pPr>
-        <w:spacing w:before="100" w:beforeAutospacing="1" w:after="100" w:afterAutospacing="1" w:line="240" w:lineRule="auto"/>
-        <w:ind w:left="720"/>
-        <w:rPr>
-          <w:rFonts w:ascii="Times New Roman" w:eastAsia="Times New Roman" w:hAnsi="Times New Roman" w:cs="Times New Roman"/>
-          <w:sz w:val="24"/>
-          <w:szCs w:val="24"/>
+        <w:rPr>
+          <w:rFonts w:ascii="Times New Roman" w:hAnsi="Times New Roman" w:cs="Times New Roman"/>
+          <w:b/>
+          <w:bCs/>
+          <w:sz w:val="27"/>
+          <w:szCs w:val="27"/>
           <w:lang w:eastAsia="en-KE"/>
         </w:rPr>
       </w:pPr>
-    </w:p>
-    <w:p>
-      <w:pPr>
-        <w:spacing w:before="100" w:beforeAutospacing="1" w:after="0" w:line="240" w:lineRule="auto"/>
-        <w:outlineLvl w:val="2"/>
-        <w:rPr>
-          <w:rFonts w:ascii="Times New Roman" w:eastAsia="Times New Roman" w:hAnsi="Times New Roman" w:cs="Times New Roman"/>
+      <w:bookmarkStart w:id="21" w:name="_Toc230640500"/>
+      <w:bookmarkStart w:id="22" w:name="_Toc230640699"/>
+      <w:bookmarkStart w:id="23" w:name="_Toc230640729"/>
+      <w:bookmarkStart w:id="24" w:name="_Toc230641051"/>
+      <w:bookmarkStart w:id="25" w:name="_Toc230641336"/>
+      <w:bookmarkStart w:id="26" w:name="_Toc230641407"/>
+      <w:bookmarkStart w:id="27" w:name="_Toc230783092"/>
+      <w:r>
+        <w:rPr>
+          <w:rFonts w:ascii="Times New Roman" w:hAnsi="Times New Roman" w:cs="Times New Roman"/>
           <w:b/>
           <w:bCs/>
           <w:sz w:val="27"/>
           <w:szCs w:val="27"/>
           <w:lang w:eastAsia="en-KE"/>
         </w:rPr>
-      </w:pPr>
-      <w:bookmarkStart w:id="21" w:name="_Toc230640499"/>
-      <w:bookmarkStart w:id="22" w:name="_Toc230640698"/>
-      <w:bookmarkStart w:id="23" w:name="_Toc230640728"/>
-      <w:bookmarkStart w:id="24" w:name="_Toc230641050"/>
-      <w:bookmarkStart w:id="25" w:name="_Toc230641335"/>
-      <w:bookmarkStart w:id="26" w:name="_Toc230641406"/>
-      <w:bookmarkStart w:id="27" w:name="_Toc230783091"/>
-      <w:bookmarkStart w:id="28" w:name="_Toc231045852"/>
-      <w:r>
-        <w:rPr>
-          <w:rFonts w:ascii="Times New Roman" w:eastAsia="Times New Roman" w:hAnsi="Times New Roman" w:cs="Times New Roman"/>
+        <w:t xml:space="preserve">GITHUB </w:t>
+      </w:r>
+      <w:r>
+        <w:rPr>
+          <w:rFonts w:ascii="Times New Roman" w:hAnsi="Times New Roman" w:cs="Times New Roman"/>
+          <w:b/>
+          <w:bCs/>
+          <w:sz w:val="27"/>
+          <w:szCs w:val="27"/>
+          <w:lang w:val="en-US" w:eastAsia="en-KE"/>
+        </w:rPr>
+        <w:t>REPOSITORY</w:t>
+      </w:r>
+      <w:r>
+        <w:rPr>
+          <w:rFonts w:ascii="Times New Roman" w:hAnsi="Times New Roman" w:cs="Times New Roman"/>
           <w:b/>
           <w:bCs/>
           <w:sz w:val="27"/>
           <w:szCs w:val="27"/>
           <w:lang w:eastAsia="en-KE"/>
         </w:rPr>
-        <w:t>PROJECT DETAILS</w:t>
+        <w:t xml:space="preserve"> LINK</w:t>
       </w:r>
       <w:bookmarkEnd w:id="21"/>
       <w:bookmarkEnd w:id="22"/>
@@ -372,199 +491,6 @@
       <w:bookmarkEnd w:id="25"/>
       <w:bookmarkEnd w:id="26"/>
       <w:bookmarkEnd w:id="27"/>
-      <w:bookmarkEnd w:id="28"/>
-    </w:p>
-    <w:p>
-      <w:pPr>
-        <w:spacing w:before="100" w:beforeAutospacing="1" w:after="100" w:afterAutospacing="1" w:line="240" w:lineRule="auto"/>
-        <w:rPr>
-          <w:rFonts w:ascii="Times New Roman" w:eastAsia="Times New Roman" w:hAnsi="Times New Roman" w:cs="Times New Roman"/>
-          <w:b/>
-          <w:bCs/>
-          <w:sz w:val="24"/>
-          <w:szCs w:val="24"/>
-          <w:lang w:val="en-US" w:eastAsia="en-KE"/>
-        </w:rPr>
-      </w:pPr>
-      <w:r>
-        <w:rPr>
-          <w:rFonts w:ascii="Times New Roman" w:eastAsia="Times New Roman" w:hAnsi="Times New Roman" w:cs="Times New Roman"/>
-          <w:b/>
-          <w:bCs/>
-          <w:sz w:val="24"/>
-          <w:szCs w:val="24"/>
-          <w:lang w:val="en-US" w:eastAsia="en-KE"/>
-        </w:rPr>
-        <w:t xml:space="preserve">         PROJECT TITLE:</w:t>
-      </w:r>
-      <w:r>
-        <w:rPr>
-          <w:rFonts w:ascii="Times New Roman" w:eastAsia="Times New Roman" w:hAnsi="Times New Roman" w:cs="Times New Roman"/>
-          <w:b/>
-          <w:bCs/>
-          <w:sz w:val="24"/>
-          <w:szCs w:val="24"/>
-          <w:lang w:val="en-US" w:eastAsia="en-KE"/>
-        </w:rPr>
-        <w:t xml:space="preserve"> </w:t>
-      </w:r>
-      <w:r>
-        <w:rPr>
-          <w:rFonts w:ascii="Times New Roman" w:eastAsia="Times New Roman" w:hAnsi="Times New Roman" w:cs="Times New Roman"/>
-          <w:b/>
-          <w:bCs/>
-          <w:sz w:val="24"/>
-          <w:szCs w:val="24"/>
-          <w:lang w:val="en-US" w:eastAsia="en-KE"/>
-        </w:rPr>
-        <w:t>CAR SELLING PLATFORM</w:t>
-      </w:r>
-    </w:p>
-    <w:p>
-      <w:pPr>
-        <w:spacing w:before="100" w:beforeAutospacing="1" w:after="100" w:afterAutospacing="1" w:line="240" w:lineRule="auto"/>
-        <w:rPr>
-          <w:rFonts w:ascii="Times New Roman" w:eastAsia="Times New Roman" w:hAnsi="Times New Roman" w:cs="Times New Roman"/>
-          <w:b/>
-          <w:bCs/>
-          <w:sz w:val="24"/>
-          <w:szCs w:val="24"/>
-          <w:lang w:val="en-US" w:eastAsia="en-KE"/>
-        </w:rPr>
-      </w:pPr>
-      <w:r>
-        <w:rPr>
-          <w:rFonts w:ascii="Times New Roman" w:eastAsia="Times New Roman" w:hAnsi="Times New Roman" w:cs="Times New Roman"/>
-          <w:b/>
-          <w:bCs/>
-          <w:sz w:val="24"/>
-          <w:szCs w:val="24"/>
-          <w:lang w:val="en-US" w:eastAsia="en-KE"/>
-        </w:rPr>
-        <w:t xml:space="preserve">         SELECTED TECHNOLOGIES:        </w:t>
-      </w:r>
-    </w:p>
-    <w:p>
-      <w:pPr>
-        <w:spacing w:before="100" w:beforeAutospacing="1" w:after="100" w:afterAutospacing="1" w:line="240" w:lineRule="auto"/>
-        <w:rPr>
-          <w:rFonts w:ascii="Times New Roman" w:eastAsia="Times New Roman" w:hAnsi="Times New Roman" w:cs="Times New Roman"/>
-          <w:b/>
-          <w:bCs/>
-          <w:sz w:val="24"/>
-          <w:szCs w:val="24"/>
-          <w:lang w:val="en-US" w:eastAsia="en-KE"/>
-        </w:rPr>
-      </w:pPr>
-      <w:r>
-        <w:rPr>
-          <w:rFonts w:ascii="Times New Roman" w:eastAsia="Times New Roman" w:hAnsi="Times New Roman" w:cs="Times New Roman"/>
-          <w:b/>
-          <w:bCs/>
-          <w:sz w:val="24"/>
-          <w:szCs w:val="24"/>
-          <w:lang w:val="en-US" w:eastAsia="en-KE"/>
-        </w:rPr>
-        <w:t xml:space="preserve">                                             HTML, BOOTSTRAP, CSS, </w:t>
-      </w:r>
-    </w:p>
-    <w:p>
-      <w:pPr>
-        <w:spacing w:before="100" w:beforeAutospacing="1" w:after="100" w:afterAutospacing="1" w:line="240" w:lineRule="auto"/>
-        <w:rPr>
-          <w:rFonts w:ascii="Times New Roman" w:eastAsia="Times New Roman" w:hAnsi="Times New Roman" w:cs="Times New Roman"/>
-          <w:b/>
-          <w:bCs/>
-          <w:sz w:val="24"/>
-          <w:szCs w:val="24"/>
-          <w:lang w:val="en-US" w:eastAsia="en-KE"/>
-        </w:rPr>
-      </w:pPr>
-      <w:r>
-        <w:rPr>
-          <w:rFonts w:ascii="Times New Roman" w:eastAsia="Times New Roman" w:hAnsi="Times New Roman" w:cs="Times New Roman"/>
-          <w:b/>
-          <w:bCs/>
-          <w:sz w:val="24"/>
-          <w:szCs w:val="24"/>
-          <w:lang w:val="en-US" w:eastAsia="en-KE"/>
-        </w:rPr>
-        <w:t xml:space="preserve">                                             MYSQL, JAVASCRIPT</w:t>
-      </w:r>
-    </w:p>
-    <w:p>
-      <w:pPr>
-        <w:spacing w:before="100" w:beforeAutospacing="1" w:after="100" w:afterAutospacing="1" w:line="240" w:lineRule="auto"/>
-        <w:rPr>
-          <w:rFonts w:ascii="Times New Roman" w:eastAsia="Times New Roman" w:hAnsi="Times New Roman" w:cs="Times New Roman"/>
-          <w:sz w:val="24"/>
-          <w:szCs w:val="24"/>
-          <w:lang w:eastAsia="en-KE"/>
-        </w:rPr>
-      </w:pPr>
-    </w:p>
-    <w:p>
-      <w:pPr>
-        <w:spacing w:before="100" w:beforeAutospacing="1" w:after="100" w:afterAutospacing="1" w:line="240" w:lineRule="auto"/>
-        <w:outlineLvl w:val="2"/>
-        <w:rPr>
-          <w:rFonts w:ascii="Times New Roman" w:eastAsia="Times New Roman" w:hAnsi="Times New Roman" w:cs="Times New Roman"/>
-          <w:b/>
-          <w:bCs/>
-          <w:sz w:val="27"/>
-          <w:szCs w:val="27"/>
-          <w:lang w:eastAsia="en-KE"/>
-        </w:rPr>
-      </w:pPr>
-      <w:bookmarkStart w:id="29" w:name="_Toc230640500"/>
-      <w:bookmarkStart w:id="30" w:name="_Toc230640699"/>
-      <w:bookmarkStart w:id="31" w:name="_Toc230640729"/>
-      <w:bookmarkStart w:id="32" w:name="_Toc230641051"/>
-      <w:bookmarkStart w:id="33" w:name="_Toc230641336"/>
-      <w:bookmarkStart w:id="34" w:name="_Toc230641407"/>
-      <w:bookmarkStart w:id="35" w:name="_Toc230783092"/>
-      <w:bookmarkStart w:id="36" w:name="_Toc231045853"/>
-      <w:r>
-        <w:rPr>
-          <w:rFonts w:ascii="Times New Roman" w:eastAsia="Times New Roman" w:hAnsi="Times New Roman" w:cs="Times New Roman"/>
-          <w:b/>
-          <w:bCs/>
-          <w:sz w:val="27"/>
-          <w:szCs w:val="27"/>
-          <w:lang w:eastAsia="en-KE"/>
-        </w:rPr>
-        <w:t xml:space="preserve">GITHUB </w:t>
-      </w:r>
-      <w:r>
-        <w:rPr>
-          <w:rFonts w:ascii="Times New Roman" w:eastAsia="Times New Roman" w:hAnsi="Times New Roman" w:cs="Times New Roman"/>
-          <w:b/>
-          <w:bCs/>
-          <w:sz w:val="27"/>
-          <w:szCs w:val="27"/>
-          <w:lang w:val="en-US" w:eastAsia="en-KE"/>
-        </w:rPr>
-        <w:t>REPOSITORY</w:t>
-      </w:r>
-      <w:r>
-        <w:rPr>
-          <w:rFonts w:ascii="Times New Roman" w:eastAsia="Times New Roman" w:hAnsi="Times New Roman" w:cs="Times New Roman"/>
-          <w:b/>
-          <w:bCs/>
-          <w:sz w:val="27"/>
-          <w:szCs w:val="27"/>
-          <w:lang w:eastAsia="en-KE"/>
-        </w:rPr>
-        <w:t xml:space="preserve"> LINK</w:t>
-      </w:r>
-      <w:bookmarkEnd w:id="29"/>
-      <w:bookmarkEnd w:id="30"/>
-      <w:bookmarkEnd w:id="31"/>
-      <w:bookmarkEnd w:id="32"/>
-      <w:bookmarkEnd w:id="33"/>
-      <w:bookmarkEnd w:id="34"/>
-      <w:bookmarkEnd w:id="35"/>
-      <w:bookmarkEnd w:id="36"/>
     </w:p>
     <w:p>
       <w:hyperlink r:id="rId7" w:history="1">
@@ -585,6 +511,13 @@
     </w:p>
     <w:sdt>
       <w:sdtPr>
+        <w:rPr>
+          <w:rFonts w:asciiTheme="minorHAnsi" w:eastAsiaTheme="minorHAnsi" w:hAnsiTheme="minorHAnsi" w:cstheme="minorBidi"/>
+          <w:color w:val="auto"/>
+          <w:sz w:val="22"/>
+          <w:szCs w:val="22"/>
+          <w:lang w:val="en-KE"/>
+        </w:rPr>
         <w:id w:val="1521895923"/>
         <w:docPartObj>
           <w:docPartGallery w:val="Table of Contents"/>
@@ -593,28 +526,33 @@
       </w:sdtPr>
       <w:sdtEndPr>
         <w:rPr>
-          <w:rFonts w:asciiTheme="minorHAnsi" w:eastAsiaTheme="minorHAnsi" w:hAnsiTheme="minorHAnsi" w:cstheme="minorBidi"/>
           <w:b/>
           <w:bCs/>
           <w:noProof/>
-          <w:color w:val="auto"/>
-          <w:sz w:val="22"/>
-          <w:szCs w:val="22"/>
-          <w:lang w:val="en-KE"/>
         </w:rPr>
       </w:sdtEndPr>
       <w:sdtContent>
         <w:p>
           <w:pPr>
             <w:pStyle w:val="TOCHeading"/>
+            <w:rPr>
+              <w:b/>
+              <w:bCs/>
+              <w:color w:val="000000" w:themeColor="text1"/>
+            </w:rPr>
           </w:pPr>
           <w:r>
+            <w:rPr>
+              <w:b/>
+              <w:bCs/>
+              <w:color w:val="000000" w:themeColor="text1"/>
+            </w:rPr>
             <w:t>Contents</w:t>
           </w:r>
         </w:p>
         <w:p>
           <w:pPr>
-            <w:pStyle w:val="TOC3"/>
+            <w:pStyle w:val="TOC1"/>
             <w:tabs>
               <w:tab w:val="right" w:leader="dot" w:pos="9016"/>
             </w:tabs>
@@ -633,17 +571,17 @@
           <w:r>
             <w:fldChar w:fldCharType="separate"/>
           </w:r>
-          <w:hyperlink w:anchor="_Toc231045845" w:history="1">
+          <w:hyperlink w:anchor="_Toc231069141" w:history="1">
             <w:r>
               <w:rPr>
                 <w:rStyle w:val="Hyperlink"/>
-                <w:rFonts w:ascii="Times New Roman" w:eastAsia="Times New Roman" w:hAnsi="Times New Roman"/>
+                <w:rFonts w:ascii="Times New Roman" w:hAnsi="Times New Roman"/>
                 <w:b/>
                 <w:bCs/>
                 <w:noProof/>
-                <w:lang w:eastAsia="en-KE"/>
-              </w:rPr>
-              <w:t>STUDENT DETAILS</w:t>
+                <w:kern w:val="36"/>
+              </w:rPr>
+              <w:t>Week 1: Local Environment Setup</w:t>
             </w:r>
             <w:r>
               <w:rPr>
@@ -664,7 +602,7 @@
                 <w:noProof/>
                 <w:webHidden/>
               </w:rPr>
-              <w:instrText xml:space="preserve"> PAGEREF _Toc231045845 \h </w:instrText>
+              <w:instrText xml:space="preserve"> PAGEREF _Toc231069141 \h </w:instrText>
             </w:r>
             <w:r>
               <w:rPr>
@@ -684,7 +622,80 @@
                 <w:noProof/>
                 <w:webHidden/>
               </w:rPr>
-              <w:t>1</w:t>
+              <w:t>3</w:t>
+            </w:r>
+            <w:r>
+              <w:rPr>
+                <w:noProof/>
+                <w:webHidden/>
+              </w:rPr>
+              <w:fldChar w:fldCharType="end"/>
+            </w:r>
+          </w:hyperlink>
+        </w:p>
+        <w:p>
+          <w:pPr>
+            <w:pStyle w:val="TOC1"/>
+            <w:tabs>
+              <w:tab w:val="right" w:leader="dot" w:pos="9016"/>
+            </w:tabs>
+            <w:rPr>
+              <w:rFonts w:cstheme="minorBidi"/>
+              <w:noProof/>
+              <w:lang w:val="en-KE" w:eastAsia="en-KE"/>
+            </w:rPr>
+          </w:pPr>
+          <w:hyperlink w:anchor="_Toc231069142" w:history="1">
+            <w:r>
+              <w:rPr>
+                <w:rStyle w:val="Hyperlink"/>
+                <w:rFonts w:ascii="Times New Roman" w:hAnsi="Times New Roman"/>
+                <w:b/>
+                <w:bCs/>
+                <w:noProof/>
+              </w:rPr>
+              <w:t>Fig 1: Localhost running</w:t>
+            </w:r>
+            <w:r>
+              <w:rPr>
+                <w:noProof/>
+                <w:webHidden/>
+              </w:rPr>
+              <w:tab/>
+            </w:r>
+            <w:r>
+              <w:rPr>
+                <w:noProof/>
+                <w:webHidden/>
+              </w:rPr>
+              <w:fldChar w:fldCharType="begin"/>
+            </w:r>
+            <w:r>
+              <w:rPr>
+                <w:noProof/>
+                <w:webHidden/>
+              </w:rPr>
+              <w:instrText xml:space="preserve"> PAGEREF _Toc231069142 \h </w:instrText>
+            </w:r>
+            <w:r>
+              <w:rPr>
+                <w:noProof/>
+                <w:webHidden/>
+              </w:rPr>
+            </w:r>
+            <w:r>
+              <w:rPr>
+                <w:noProof/>
+                <w:webHidden/>
+              </w:rPr>
+              <w:fldChar w:fldCharType="separate"/>
+            </w:r>
+            <w:r>
+              <w:rPr>
+                <w:noProof/>
+                <w:webHidden/>
+              </w:rPr>
+              <w:t>3</w:t>
             </w:r>
             <w:r>
               <w:rPr>
@@ -707,17 +718,16 @@
               <w:lang w:val="en-KE" w:eastAsia="en-KE"/>
             </w:rPr>
           </w:pPr>
-          <w:hyperlink w:anchor="_Toc231045846" w:history="1">
+          <w:hyperlink w:anchor="_Toc231069143" w:history="1">
             <w:r>
               <w:rPr>
                 <w:rStyle w:val="Hyperlink"/>
-                <w:rFonts w:ascii="Times New Roman" w:eastAsia="Times New Roman" w:hAnsi="Times New Roman"/>
+                <w:rFonts w:ascii="Times New Roman" w:hAnsi="Times New Roman"/>
                 <w:b/>
                 <w:bCs/>
                 <w:noProof/>
-                <w:lang w:eastAsia="en-KE"/>
-              </w:rPr>
-              <w:t>STUDENT NAME: ISAAC OMONDI OCHIENG</w:t>
+              </w:rPr>
+              <w:t>Fig 2: Apache and MySQL Running</w:t>
             </w:r>
             <w:r>
               <w:rPr>
@@ -738,7 +748,7 @@
                 <w:noProof/>
                 <w:webHidden/>
               </w:rPr>
-              <w:instrText xml:space="preserve"> PAGEREF _Toc231045846 \h </w:instrText>
+              <w:instrText xml:space="preserve"> PAGEREF _Toc231069143 \h </w:instrText>
             </w:r>
             <w:r>
               <w:rPr>
@@ -758,7 +768,7 @@
                 <w:noProof/>
                 <w:webHidden/>
               </w:rPr>
-              <w:t>1</w:t>
+              <w:t>3</w:t>
             </w:r>
             <w:r>
               <w:rPr>
@@ -781,17 +791,16 @@
               <w:lang w:val="en-KE" w:eastAsia="en-KE"/>
             </w:rPr>
           </w:pPr>
-          <w:hyperlink w:anchor="_Toc231045847" w:history="1">
+          <w:hyperlink w:anchor="_Toc231069144" w:history="1">
             <w:r>
               <w:rPr>
                 <w:rStyle w:val="Hyperlink"/>
-                <w:rFonts w:ascii="Times New Roman" w:eastAsia="Times New Roman" w:hAnsi="Times New Roman"/>
+                <w:rFonts w:ascii="Times New Roman" w:hAnsi="Times New Roman"/>
                 <w:b/>
                 <w:bCs/>
                 <w:noProof/>
-                <w:lang w:eastAsia="en-KE"/>
-              </w:rPr>
-              <w:t>ADMISSION NUMBER: BSCCS/2024/52803</w:t>
+              </w:rPr>
+              <w:t>Fig 4: Hello World Test</w:t>
             </w:r>
             <w:r>
               <w:rPr>
@@ -812,7 +821,7 @@
                 <w:noProof/>
                 <w:webHidden/>
               </w:rPr>
-              <w:instrText xml:space="preserve"> PAGEREF _Toc231045847 \h </w:instrText>
+              <w:instrText xml:space="preserve"> PAGEREF _Toc231069144 \h </w:instrText>
             </w:r>
             <w:r>
               <w:rPr>
@@ -832,7 +841,7 @@
                 <w:noProof/>
                 <w:webHidden/>
               </w:rPr>
-              <w:t>1</w:t>
+              <w:t>4</w:t>
             </w:r>
             <w:r>
               <w:rPr>
@@ -855,17 +864,16 @@
               <w:lang w:val="en-KE" w:eastAsia="en-KE"/>
             </w:rPr>
           </w:pPr>
-          <w:hyperlink w:anchor="_Toc231045848" w:history="1">
+          <w:hyperlink w:anchor="_Toc231069145" w:history="1">
             <w:r>
               <w:rPr>
                 <w:rStyle w:val="Hyperlink"/>
-                <w:rFonts w:ascii="Times New Roman" w:eastAsia="Times New Roman" w:hAnsi="Times New Roman"/>
+                <w:rFonts w:ascii="Times New Roman" w:hAnsi="Times New Roman"/>
                 <w:b/>
                 <w:bCs/>
                 <w:noProof/>
-                <w:lang w:eastAsia="en-KE"/>
-              </w:rPr>
-              <w:t>COURSE: COMPUTER SCIENCE</w:t>
+              </w:rPr>
+              <w:t>Fig 5: Database Connection Test</w:t>
             </w:r>
             <w:r>
               <w:rPr>
@@ -886,7 +894,7 @@
                 <w:noProof/>
                 <w:webHidden/>
               </w:rPr>
-              <w:instrText xml:space="preserve"> PAGEREF _Toc231045848 \h </w:instrText>
+              <w:instrText xml:space="preserve"> PAGEREF _Toc231069145 \h </w:instrText>
             </w:r>
             <w:r>
               <w:rPr>
@@ -906,377 +914,7 @@
                 <w:noProof/>
                 <w:webHidden/>
               </w:rPr>
-              <w:t>1</w:t>
-            </w:r>
-            <w:r>
-              <w:rPr>
-                <w:noProof/>
-                <w:webHidden/>
-              </w:rPr>
-              <w:fldChar w:fldCharType="end"/>
-            </w:r>
-          </w:hyperlink>
-        </w:p>
-        <w:p>
-          <w:pPr>
-            <w:pStyle w:val="TOC3"/>
-            <w:tabs>
-              <w:tab w:val="right" w:leader="dot" w:pos="9016"/>
-            </w:tabs>
-            <w:rPr>
-              <w:rFonts w:cstheme="minorBidi"/>
-              <w:noProof/>
-              <w:lang w:val="en-KE" w:eastAsia="en-KE"/>
-            </w:rPr>
-          </w:pPr>
-          <w:hyperlink w:anchor="_Toc231045849" w:history="1">
-            <w:r>
-              <w:rPr>
-                <w:rStyle w:val="Hyperlink"/>
-                <w:rFonts w:ascii="Times New Roman" w:eastAsia="Times New Roman" w:hAnsi="Times New Roman"/>
-                <w:b/>
-                <w:bCs/>
-                <w:noProof/>
-                <w:lang w:eastAsia="en-KE"/>
-              </w:rPr>
-              <w:t>UNIT CODE: BIT3208</w:t>
-            </w:r>
-            <w:r>
-              <w:rPr>
-                <w:noProof/>
-                <w:webHidden/>
-              </w:rPr>
-              <w:tab/>
-            </w:r>
-            <w:r>
-              <w:rPr>
-                <w:noProof/>
-                <w:webHidden/>
-              </w:rPr>
-              <w:fldChar w:fldCharType="begin"/>
-            </w:r>
-            <w:r>
-              <w:rPr>
-                <w:noProof/>
-                <w:webHidden/>
-              </w:rPr>
-              <w:instrText xml:space="preserve"> PAGEREF _Toc231045849 \h </w:instrText>
-            </w:r>
-            <w:r>
-              <w:rPr>
-                <w:noProof/>
-                <w:webHidden/>
-              </w:rPr>
-            </w:r>
-            <w:r>
-              <w:rPr>
-                <w:noProof/>
-                <w:webHidden/>
-              </w:rPr>
-              <w:fldChar w:fldCharType="separate"/>
-            </w:r>
-            <w:r>
-              <w:rPr>
-                <w:noProof/>
-                <w:webHidden/>
-              </w:rPr>
-              <w:t>1</w:t>
-            </w:r>
-            <w:r>
-              <w:rPr>
-                <w:noProof/>
-                <w:webHidden/>
-              </w:rPr>
-              <w:fldChar w:fldCharType="end"/>
-            </w:r>
-          </w:hyperlink>
-        </w:p>
-        <w:p>
-          <w:pPr>
-            <w:pStyle w:val="TOC3"/>
-            <w:tabs>
-              <w:tab w:val="right" w:leader="dot" w:pos="9016"/>
-            </w:tabs>
-            <w:rPr>
-              <w:rFonts w:cstheme="minorBidi"/>
-              <w:noProof/>
-              <w:lang w:val="en-KE" w:eastAsia="en-KE"/>
-            </w:rPr>
-          </w:pPr>
-          <w:hyperlink w:anchor="_Toc231045850" w:history="1">
-            <w:r>
-              <w:rPr>
-                <w:rStyle w:val="Hyperlink"/>
-                <w:rFonts w:ascii="Times New Roman" w:eastAsia="Times New Roman" w:hAnsi="Times New Roman"/>
-                <w:b/>
-                <w:bCs/>
-                <w:noProof/>
-                <w:lang w:eastAsia="en-KE"/>
-              </w:rPr>
-              <w:t>LECTURER NAME: MICHAEL NYORO</w:t>
-            </w:r>
-            <w:r>
-              <w:rPr>
-                <w:noProof/>
-                <w:webHidden/>
-              </w:rPr>
-              <w:tab/>
-            </w:r>
-            <w:r>
-              <w:rPr>
-                <w:noProof/>
-                <w:webHidden/>
-              </w:rPr>
-              <w:fldChar w:fldCharType="begin"/>
-            </w:r>
-            <w:r>
-              <w:rPr>
-                <w:noProof/>
-                <w:webHidden/>
-              </w:rPr>
-              <w:instrText xml:space="preserve"> PAGEREF _Toc231045850 \h </w:instrText>
-            </w:r>
-            <w:r>
-              <w:rPr>
-                <w:noProof/>
-                <w:webHidden/>
-              </w:rPr>
-            </w:r>
-            <w:r>
-              <w:rPr>
-                <w:noProof/>
-                <w:webHidden/>
-              </w:rPr>
-              <w:fldChar w:fldCharType="separate"/>
-            </w:r>
-            <w:r>
-              <w:rPr>
-                <w:noProof/>
-                <w:webHidden/>
-              </w:rPr>
-              <w:t>1</w:t>
-            </w:r>
-            <w:r>
-              <w:rPr>
-                <w:noProof/>
-                <w:webHidden/>
-              </w:rPr>
-              <w:fldChar w:fldCharType="end"/>
-            </w:r>
-          </w:hyperlink>
-        </w:p>
-        <w:p>
-          <w:pPr>
-            <w:pStyle w:val="TOC3"/>
-            <w:tabs>
-              <w:tab w:val="right" w:leader="dot" w:pos="9016"/>
-            </w:tabs>
-            <w:rPr>
-              <w:rFonts w:cstheme="minorBidi"/>
-              <w:noProof/>
-              <w:lang w:val="en-KE" w:eastAsia="en-KE"/>
-            </w:rPr>
-          </w:pPr>
-          <w:hyperlink w:anchor="_Toc231045851" w:history="1">
-            <w:r>
-              <w:rPr>
-                <w:rStyle w:val="Hyperlink"/>
-                <w:rFonts w:ascii="Times New Roman" w:eastAsia="Times New Roman" w:hAnsi="Times New Roman"/>
-                <w:b/>
-                <w:bCs/>
-                <w:noProof/>
-                <w:lang w:eastAsia="en-KE"/>
-              </w:rPr>
-              <w:t>ACADEMIC YEAR:  YEAR 3 SEMESTER 2</w:t>
-            </w:r>
-            <w:r>
-              <w:rPr>
-                <w:noProof/>
-                <w:webHidden/>
-              </w:rPr>
-              <w:tab/>
-            </w:r>
-            <w:r>
-              <w:rPr>
-                <w:noProof/>
-                <w:webHidden/>
-              </w:rPr>
-              <w:fldChar w:fldCharType="begin"/>
-            </w:r>
-            <w:r>
-              <w:rPr>
-                <w:noProof/>
-                <w:webHidden/>
-              </w:rPr>
-              <w:instrText xml:space="preserve"> PAGEREF _Toc231045851 \h </w:instrText>
-            </w:r>
-            <w:r>
-              <w:rPr>
-                <w:noProof/>
-                <w:webHidden/>
-              </w:rPr>
-            </w:r>
-            <w:r>
-              <w:rPr>
-                <w:noProof/>
-                <w:webHidden/>
-              </w:rPr>
-              <w:fldChar w:fldCharType="separate"/>
-            </w:r>
-            <w:r>
-              <w:rPr>
-                <w:noProof/>
-                <w:webHidden/>
-              </w:rPr>
-              <w:t>1</w:t>
-            </w:r>
-            <w:r>
-              <w:rPr>
-                <w:noProof/>
-                <w:webHidden/>
-              </w:rPr>
-              <w:fldChar w:fldCharType="end"/>
-            </w:r>
-          </w:hyperlink>
-        </w:p>
-        <w:p>
-          <w:pPr>
-            <w:pStyle w:val="TOC3"/>
-            <w:tabs>
-              <w:tab w:val="right" w:leader="dot" w:pos="9016"/>
-            </w:tabs>
-            <w:rPr>
-              <w:rFonts w:cstheme="minorBidi"/>
-              <w:noProof/>
-              <w:lang w:val="en-KE" w:eastAsia="en-KE"/>
-            </w:rPr>
-          </w:pPr>
-          <w:hyperlink w:anchor="_Toc231045852" w:history="1">
-            <w:r>
-              <w:rPr>
-                <w:rStyle w:val="Hyperlink"/>
-                <w:rFonts w:ascii="Times New Roman" w:eastAsia="Times New Roman" w:hAnsi="Times New Roman"/>
-                <w:b/>
-                <w:bCs/>
-                <w:noProof/>
-                <w:lang w:eastAsia="en-KE"/>
-              </w:rPr>
-              <w:t>PROJECT DETAILS</w:t>
-            </w:r>
-            <w:r>
-              <w:rPr>
-                <w:noProof/>
-                <w:webHidden/>
-              </w:rPr>
-              <w:tab/>
-            </w:r>
-            <w:r>
-              <w:rPr>
-                <w:noProof/>
-                <w:webHidden/>
-              </w:rPr>
-              <w:fldChar w:fldCharType="begin"/>
-            </w:r>
-            <w:r>
-              <w:rPr>
-                <w:noProof/>
-                <w:webHidden/>
-              </w:rPr>
-              <w:instrText xml:space="preserve"> PAGEREF _Toc231045852 \h </w:instrText>
-            </w:r>
-            <w:r>
-              <w:rPr>
-                <w:noProof/>
-                <w:webHidden/>
-              </w:rPr>
-            </w:r>
-            <w:r>
-              <w:rPr>
-                <w:noProof/>
-                <w:webHidden/>
-              </w:rPr>
-              <w:fldChar w:fldCharType="separate"/>
-            </w:r>
-            <w:r>
-              <w:rPr>
-                <w:noProof/>
-                <w:webHidden/>
-              </w:rPr>
-              <w:t>1</w:t>
-            </w:r>
-            <w:r>
-              <w:rPr>
-                <w:noProof/>
-                <w:webHidden/>
-              </w:rPr>
-              <w:fldChar w:fldCharType="end"/>
-            </w:r>
-          </w:hyperlink>
-        </w:p>
-        <w:p>
-          <w:pPr>
-            <w:pStyle w:val="TOC3"/>
-            <w:tabs>
-              <w:tab w:val="right" w:leader="dot" w:pos="9016"/>
-            </w:tabs>
-            <w:rPr>
-              <w:rFonts w:cstheme="minorBidi"/>
-              <w:noProof/>
-              <w:lang w:val="en-KE" w:eastAsia="en-KE"/>
-            </w:rPr>
-          </w:pPr>
-          <w:hyperlink w:anchor="_Toc231045853" w:history="1">
-            <w:r>
-              <w:rPr>
-                <w:rStyle w:val="Hyperlink"/>
-                <w:rFonts w:ascii="Times New Roman" w:eastAsia="Times New Roman" w:hAnsi="Times New Roman"/>
-                <w:b/>
-                <w:bCs/>
-                <w:noProof/>
-                <w:lang w:eastAsia="en-KE"/>
-              </w:rPr>
-              <w:t>GITHUB REPOSITORY LINK</w:t>
-            </w:r>
-            <w:r>
-              <w:rPr>
-                <w:noProof/>
-                <w:webHidden/>
-              </w:rPr>
-              <w:tab/>
-            </w:r>
-            <w:r>
-              <w:rPr>
-                <w:noProof/>
-                <w:webHidden/>
-              </w:rPr>
-              <w:fldChar w:fldCharType="begin"/>
-            </w:r>
-            <w:r>
-              <w:rPr>
-                <w:noProof/>
-                <w:webHidden/>
-              </w:rPr>
-              <w:instrText xml:space="preserve"> PAGEREF _Toc231045853 \h </w:instrText>
-            </w:r>
-            <w:r>
-              <w:rPr>
-                <w:noProof/>
-                <w:webHidden/>
-              </w:rPr>
-            </w:r>
-            <w:r>
-              <w:rPr>
-                <w:noProof/>
-                <w:webHidden/>
-              </w:rPr>
-              <w:fldChar w:fldCharType="separate"/>
-            </w:r>
-            <w:r>
-              <w:rPr>
-                <w:noProof/>
-                <w:webHidden/>
-              </w:rPr>
-              <w:t>1</w:t>
+              <w:t>4</w:t>
             </w:r>
             <w:r>
               <w:rPr>
@@ -1299,7 +937,7 @@
               <w:lang w:val="en-KE" w:eastAsia="en-KE"/>
             </w:rPr>
           </w:pPr>
-          <w:hyperlink w:anchor="_Toc231045854" w:history="1">
+          <w:hyperlink w:anchor="_Toc231069146" w:history="1">
             <w:r>
               <w:rPr>
                 <w:rStyle w:val="Hyperlink"/>
@@ -1309,7 +947,7 @@
                 <w:noProof/>
                 <w:kern w:val="36"/>
               </w:rPr>
-              <w:t>Week 1: Local Environment Setup</w:t>
+              <w:t>Student reflection</w:t>
             </w:r>
             <w:r>
               <w:rPr>
@@ -1330,373 +968,7 @@
                 <w:noProof/>
                 <w:webHidden/>
               </w:rPr>
-              <w:instrText xml:space="preserve"> PAGEREF _Toc231045854 \h </w:instrText>
-            </w:r>
-            <w:r>
-              <w:rPr>
-                <w:noProof/>
-                <w:webHidden/>
-              </w:rPr>
-            </w:r>
-            <w:r>
-              <w:rPr>
-                <w:noProof/>
-                <w:webHidden/>
-              </w:rPr>
-              <w:fldChar w:fldCharType="separate"/>
-            </w:r>
-            <w:r>
-              <w:rPr>
-                <w:noProof/>
-                <w:webHidden/>
-              </w:rPr>
-              <w:t>3</w:t>
-            </w:r>
-            <w:r>
-              <w:rPr>
-                <w:noProof/>
-                <w:webHidden/>
-              </w:rPr>
-              <w:fldChar w:fldCharType="end"/>
-            </w:r>
-          </w:hyperlink>
-        </w:p>
-        <w:p>
-          <w:pPr>
-            <w:pStyle w:val="TOC1"/>
-            <w:tabs>
-              <w:tab w:val="right" w:leader="dot" w:pos="9016"/>
-            </w:tabs>
-            <w:rPr>
-              <w:rFonts w:cstheme="minorBidi"/>
-              <w:noProof/>
-              <w:lang w:val="en-KE" w:eastAsia="en-KE"/>
-            </w:rPr>
-          </w:pPr>
-          <w:hyperlink w:anchor="_Toc231045855" w:history="1">
-            <w:r>
-              <w:rPr>
-                <w:rStyle w:val="Hyperlink"/>
-                <w:rFonts w:ascii="Times New Roman" w:hAnsi="Times New Roman"/>
-                <w:b/>
-                <w:bCs/>
-                <w:noProof/>
-              </w:rPr>
-              <w:t>Fig 1: Localhost running</w:t>
-            </w:r>
-            <w:r>
-              <w:rPr>
-                <w:noProof/>
-                <w:webHidden/>
-              </w:rPr>
-              <w:tab/>
-            </w:r>
-            <w:r>
-              <w:rPr>
-                <w:noProof/>
-                <w:webHidden/>
-              </w:rPr>
-              <w:fldChar w:fldCharType="begin"/>
-            </w:r>
-            <w:r>
-              <w:rPr>
-                <w:noProof/>
-                <w:webHidden/>
-              </w:rPr>
-              <w:instrText xml:space="preserve"> PAGEREF _Toc231045855 \h </w:instrText>
-            </w:r>
-            <w:r>
-              <w:rPr>
-                <w:noProof/>
-                <w:webHidden/>
-              </w:rPr>
-            </w:r>
-            <w:r>
-              <w:rPr>
-                <w:noProof/>
-                <w:webHidden/>
-              </w:rPr>
-              <w:fldChar w:fldCharType="separate"/>
-            </w:r>
-            <w:r>
-              <w:rPr>
-                <w:noProof/>
-                <w:webHidden/>
-              </w:rPr>
-              <w:t>3</w:t>
-            </w:r>
-            <w:r>
-              <w:rPr>
-                <w:noProof/>
-                <w:webHidden/>
-              </w:rPr>
-              <w:fldChar w:fldCharType="end"/>
-            </w:r>
-          </w:hyperlink>
-        </w:p>
-        <w:p>
-          <w:pPr>
-            <w:pStyle w:val="TOC3"/>
-            <w:tabs>
-              <w:tab w:val="right" w:leader="dot" w:pos="9016"/>
-            </w:tabs>
-            <w:rPr>
-              <w:rFonts w:cstheme="minorBidi"/>
-              <w:noProof/>
-              <w:lang w:val="en-KE" w:eastAsia="en-KE"/>
-            </w:rPr>
-          </w:pPr>
-          <w:hyperlink w:anchor="_Toc231045856" w:history="1">
-            <w:r>
-              <w:rPr>
-                <w:rStyle w:val="Hyperlink"/>
-                <w:rFonts w:ascii="Times New Roman" w:hAnsi="Times New Roman"/>
-                <w:b/>
-                <w:bCs/>
-                <w:noProof/>
-              </w:rPr>
-              <w:t>Fig 2: Apache and MySQL Running</w:t>
-            </w:r>
-            <w:r>
-              <w:rPr>
-                <w:noProof/>
-                <w:webHidden/>
-              </w:rPr>
-              <w:tab/>
-            </w:r>
-            <w:r>
-              <w:rPr>
-                <w:noProof/>
-                <w:webHidden/>
-              </w:rPr>
-              <w:fldChar w:fldCharType="begin"/>
-            </w:r>
-            <w:r>
-              <w:rPr>
-                <w:noProof/>
-                <w:webHidden/>
-              </w:rPr>
-              <w:instrText xml:space="preserve"> PAGEREF _Toc231045856 \h </w:instrText>
-            </w:r>
-            <w:r>
-              <w:rPr>
-                <w:noProof/>
-                <w:webHidden/>
-              </w:rPr>
-            </w:r>
-            <w:r>
-              <w:rPr>
-                <w:noProof/>
-                <w:webHidden/>
-              </w:rPr>
-              <w:fldChar w:fldCharType="separate"/>
-            </w:r>
-            <w:r>
-              <w:rPr>
-                <w:noProof/>
-                <w:webHidden/>
-              </w:rPr>
-              <w:t>3</w:t>
-            </w:r>
-            <w:r>
-              <w:rPr>
-                <w:noProof/>
-                <w:webHidden/>
-              </w:rPr>
-              <w:fldChar w:fldCharType="end"/>
-            </w:r>
-          </w:hyperlink>
-        </w:p>
-        <w:p>
-          <w:pPr>
-            <w:pStyle w:val="TOC3"/>
-            <w:tabs>
-              <w:tab w:val="right" w:leader="dot" w:pos="9016"/>
-            </w:tabs>
-            <w:rPr>
-              <w:rFonts w:cstheme="minorBidi"/>
-              <w:noProof/>
-              <w:lang w:val="en-KE" w:eastAsia="en-KE"/>
-            </w:rPr>
-          </w:pPr>
-          <w:hyperlink w:anchor="_Toc231045857" w:history="1">
-            <w:r>
-              <w:rPr>
-                <w:rStyle w:val="Hyperlink"/>
-                <w:rFonts w:ascii="Times New Roman" w:hAnsi="Times New Roman"/>
-                <w:b/>
-                <w:bCs/>
-                <w:noProof/>
-              </w:rPr>
-              <w:t>Fig 4: Hello World Test</w:t>
-            </w:r>
-            <w:r>
-              <w:rPr>
-                <w:noProof/>
-                <w:webHidden/>
-              </w:rPr>
-              <w:tab/>
-            </w:r>
-            <w:r>
-              <w:rPr>
-                <w:noProof/>
-                <w:webHidden/>
-              </w:rPr>
-              <w:fldChar w:fldCharType="begin"/>
-            </w:r>
-            <w:r>
-              <w:rPr>
-                <w:noProof/>
-                <w:webHidden/>
-              </w:rPr>
-              <w:instrText xml:space="preserve"> PAGEREF _Toc231045857 \h </w:instrText>
-            </w:r>
-            <w:r>
-              <w:rPr>
-                <w:noProof/>
-                <w:webHidden/>
-              </w:rPr>
-            </w:r>
-            <w:r>
-              <w:rPr>
-                <w:noProof/>
-                <w:webHidden/>
-              </w:rPr>
-              <w:fldChar w:fldCharType="separate"/>
-            </w:r>
-            <w:r>
-              <w:rPr>
-                <w:noProof/>
-                <w:webHidden/>
-              </w:rPr>
-              <w:t>4</w:t>
-            </w:r>
-            <w:r>
-              <w:rPr>
-                <w:noProof/>
-                <w:webHidden/>
-              </w:rPr>
-              <w:fldChar w:fldCharType="end"/>
-            </w:r>
-          </w:hyperlink>
-        </w:p>
-        <w:p>
-          <w:pPr>
-            <w:pStyle w:val="TOC3"/>
-            <w:tabs>
-              <w:tab w:val="right" w:leader="dot" w:pos="9016"/>
-            </w:tabs>
-            <w:rPr>
-              <w:rFonts w:cstheme="minorBidi"/>
-              <w:noProof/>
-              <w:lang w:val="en-KE" w:eastAsia="en-KE"/>
-            </w:rPr>
-          </w:pPr>
-          <w:hyperlink w:anchor="_Toc231045858" w:history="1">
-            <w:r>
-              <w:rPr>
-                <w:rStyle w:val="Hyperlink"/>
-                <w:rFonts w:ascii="Times New Roman" w:hAnsi="Times New Roman"/>
-                <w:b/>
-                <w:bCs/>
-                <w:noProof/>
-              </w:rPr>
-              <w:t>Fig 5: Database Connection Test</w:t>
-            </w:r>
-            <w:r>
-              <w:rPr>
-                <w:noProof/>
-                <w:webHidden/>
-              </w:rPr>
-              <w:tab/>
-            </w:r>
-            <w:r>
-              <w:rPr>
-                <w:noProof/>
-                <w:webHidden/>
-              </w:rPr>
-              <w:fldChar w:fldCharType="begin"/>
-            </w:r>
-            <w:r>
-              <w:rPr>
-                <w:noProof/>
-                <w:webHidden/>
-              </w:rPr>
-              <w:instrText xml:space="preserve"> PAGEREF _Toc231045858 \h </w:instrText>
-            </w:r>
-            <w:r>
-              <w:rPr>
-                <w:noProof/>
-                <w:webHidden/>
-              </w:rPr>
-            </w:r>
-            <w:r>
-              <w:rPr>
-                <w:noProof/>
-                <w:webHidden/>
-              </w:rPr>
-              <w:fldChar w:fldCharType="separate"/>
-            </w:r>
-            <w:r>
-              <w:rPr>
-                <w:noProof/>
-                <w:webHidden/>
-              </w:rPr>
-              <w:t>4</w:t>
-            </w:r>
-            <w:r>
-              <w:rPr>
-                <w:noProof/>
-                <w:webHidden/>
-              </w:rPr>
-              <w:fldChar w:fldCharType="end"/>
-            </w:r>
-          </w:hyperlink>
-        </w:p>
-        <w:p>
-          <w:pPr>
-            <w:pStyle w:val="TOC1"/>
-            <w:tabs>
-              <w:tab w:val="right" w:leader="dot" w:pos="9016"/>
-            </w:tabs>
-            <w:rPr>
-              <w:rFonts w:cstheme="minorBidi"/>
-              <w:noProof/>
-              <w:lang w:val="en-KE" w:eastAsia="en-KE"/>
-            </w:rPr>
-          </w:pPr>
-          <w:hyperlink w:anchor="_Toc231045859" w:history="1">
-            <w:r>
-              <w:rPr>
-                <w:rStyle w:val="Hyperlink"/>
-                <w:rFonts w:ascii="Times New Roman" w:hAnsi="Times New Roman"/>
-                <w:b/>
-                <w:bCs/>
-                <w:noProof/>
-                <w:kern w:val="36"/>
-              </w:rPr>
-              <w:t>Student reflection</w:t>
-            </w:r>
-            <w:r>
-              <w:rPr>
-                <w:noProof/>
-                <w:webHidden/>
-              </w:rPr>
-              <w:tab/>
-            </w:r>
-            <w:r>
-              <w:rPr>
-                <w:noProof/>
-                <w:webHidden/>
-              </w:rPr>
-              <w:fldChar w:fldCharType="begin"/>
-            </w:r>
-            <w:r>
-              <w:rPr>
-                <w:noProof/>
-                <w:webHidden/>
-              </w:rPr>
-              <w:instrText xml:space="preserve"> PAGEREF _Toc231045859 \h </w:instrText>
+              <w:instrText xml:space="preserve"> PAGEREF _Toc231069146 \h </w:instrText>
             </w:r>
             <w:r>
               <w:rPr>
@@ -1757,11 +1029,11 @@
           <w:szCs w:val="48"/>
         </w:rPr>
       </w:pPr>
-      <w:bookmarkStart w:id="37" w:name="_Toc230641052"/>
-      <w:bookmarkStart w:id="38" w:name="_Toc230641337"/>
-      <w:bookmarkStart w:id="39" w:name="_Toc230641408"/>
-      <w:bookmarkStart w:id="40" w:name="_Toc230783093"/>
-      <w:bookmarkStart w:id="41" w:name="_Toc231045854"/>
+      <w:bookmarkStart w:id="28" w:name="_Toc230641052"/>
+      <w:bookmarkStart w:id="29" w:name="_Toc230641337"/>
+      <w:bookmarkStart w:id="30" w:name="_Toc230641408"/>
+      <w:bookmarkStart w:id="31" w:name="_Toc230783093"/>
+      <w:bookmarkStart w:id="32" w:name="_Toc231069141"/>
       <w:r>
         <w:rPr>
           <w:rFonts w:ascii="Times New Roman" w:hAnsi="Times New Roman"/>
@@ -1774,11 +1046,11 @@
         <w:lastRenderedPageBreak/>
         <w:t>Week 1: Local Environment Setup</w:t>
       </w:r>
-      <w:bookmarkEnd w:id="37"/>
-      <w:bookmarkEnd w:id="38"/>
-      <w:bookmarkEnd w:id="39"/>
-      <w:bookmarkEnd w:id="40"/>
-      <w:bookmarkEnd w:id="41"/>
+      <w:bookmarkEnd w:id="28"/>
+      <w:bookmarkEnd w:id="29"/>
+      <w:bookmarkEnd w:id="30"/>
+      <w:bookmarkEnd w:id="31"/>
+      <w:bookmarkEnd w:id="32"/>
     </w:p>
     <w:p>
       <w:pPr>
@@ -1787,9 +1059,9 @@
           <w:szCs w:val="32"/>
         </w:rPr>
       </w:pPr>
-      <w:bookmarkStart w:id="42" w:name="_Toc230640502"/>
-      <w:bookmarkStart w:id="43" w:name="_Toc230640701"/>
-      <w:bookmarkStart w:id="44" w:name="_Toc230640731"/>
+      <w:bookmarkStart w:id="33" w:name="_Toc230640502"/>
+      <w:bookmarkStart w:id="34" w:name="_Toc230640701"/>
+      <w:bookmarkStart w:id="35" w:name="_Toc230640731"/>
       <w:r>
         <w:rPr>
           <w:sz w:val="32"/>
@@ -1797,9 +1069,9 @@
         </w:rPr>
         <w:t>Installation and Testing of Local Development Environment</w:t>
       </w:r>
-      <w:bookmarkEnd w:id="42"/>
-      <w:bookmarkEnd w:id="43"/>
-      <w:bookmarkEnd w:id="44"/>
+      <w:bookmarkEnd w:id="33"/>
+      <w:bookmarkEnd w:id="34"/>
+      <w:bookmarkEnd w:id="35"/>
     </w:p>
     <w:p>
       <w:r>
@@ -1860,7 +1132,7 @@
           <w:lang w:val="en-US"/>
         </w:rPr>
       </w:pPr>
-      <w:bookmarkStart w:id="45" w:name="_Toc231045855"/>
+      <w:bookmarkStart w:id="36" w:name="_Toc231069142"/>
       <w:r>
         <w:rPr>
           <w:rFonts w:ascii="Times New Roman" w:hAnsi="Times New Roman" w:cs="Times New Roman"/>
@@ -1871,7 +1143,7 @@
         </w:rPr>
         <w:t>Fig 1: Localhost running</w:t>
       </w:r>
-      <w:bookmarkEnd w:id="45"/>
+      <w:bookmarkEnd w:id="36"/>
     </w:p>
     <w:p>
       <w:r>
@@ -1933,14 +1205,14 @@
           <w:szCs w:val="27"/>
         </w:rPr>
       </w:pPr>
-      <w:bookmarkStart w:id="46" w:name="_Toc230640506"/>
-      <w:bookmarkStart w:id="47" w:name="_Toc230640705"/>
-      <w:bookmarkStart w:id="48" w:name="_Toc230640735"/>
-      <w:bookmarkStart w:id="49" w:name="_Toc230641056"/>
-      <w:bookmarkStart w:id="50" w:name="_Toc230641341"/>
-      <w:bookmarkStart w:id="51" w:name="_Toc230641412"/>
-      <w:bookmarkStart w:id="52" w:name="_Toc230783097"/>
-      <w:bookmarkStart w:id="53" w:name="_Toc231045856"/>
+      <w:bookmarkStart w:id="37" w:name="_Toc230640506"/>
+      <w:bookmarkStart w:id="38" w:name="_Toc230640705"/>
+      <w:bookmarkStart w:id="39" w:name="_Toc230640735"/>
+      <w:bookmarkStart w:id="40" w:name="_Toc230641056"/>
+      <w:bookmarkStart w:id="41" w:name="_Toc230641341"/>
+      <w:bookmarkStart w:id="42" w:name="_Toc230641412"/>
+      <w:bookmarkStart w:id="43" w:name="_Toc230783097"/>
+      <w:bookmarkStart w:id="44" w:name="_Toc231069143"/>
       <w:r>
         <w:rPr>
           <w:rFonts w:ascii="Times New Roman" w:hAnsi="Times New Roman"/>
@@ -1951,14 +1223,14 @@
         </w:rPr>
         <w:t>Fig 2: Apache and MySQL Running</w:t>
       </w:r>
-      <w:bookmarkEnd w:id="46"/>
-      <w:bookmarkEnd w:id="47"/>
-      <w:bookmarkEnd w:id="48"/>
-      <w:bookmarkEnd w:id="49"/>
-      <w:bookmarkEnd w:id="50"/>
-      <w:bookmarkEnd w:id="51"/>
-      <w:bookmarkEnd w:id="52"/>
-      <w:bookmarkEnd w:id="53"/>
+      <w:bookmarkEnd w:id="37"/>
+      <w:bookmarkEnd w:id="38"/>
+      <w:bookmarkEnd w:id="39"/>
+      <w:bookmarkEnd w:id="40"/>
+      <w:bookmarkEnd w:id="41"/>
+      <w:bookmarkEnd w:id="42"/>
+      <w:bookmarkEnd w:id="43"/>
+      <w:bookmarkEnd w:id="44"/>
     </w:p>
     <w:p>
       <w:pPr>
@@ -2036,14 +1308,14 @@
           <w:szCs w:val="27"/>
         </w:rPr>
       </w:pPr>
-      <w:bookmarkStart w:id="54" w:name="_Toc230640507"/>
-      <w:bookmarkStart w:id="55" w:name="_Toc230640706"/>
-      <w:bookmarkStart w:id="56" w:name="_Toc230640736"/>
-      <w:bookmarkStart w:id="57" w:name="_Toc230641057"/>
-      <w:bookmarkStart w:id="58" w:name="_Toc230641342"/>
-      <w:bookmarkStart w:id="59" w:name="_Toc230641413"/>
-      <w:bookmarkStart w:id="60" w:name="_Toc230783098"/>
-      <w:bookmarkStart w:id="61" w:name="_Toc231045857"/>
+      <w:bookmarkStart w:id="45" w:name="_Toc230640507"/>
+      <w:bookmarkStart w:id="46" w:name="_Toc230640706"/>
+      <w:bookmarkStart w:id="47" w:name="_Toc230640736"/>
+      <w:bookmarkStart w:id="48" w:name="_Toc230641057"/>
+      <w:bookmarkStart w:id="49" w:name="_Toc230641342"/>
+      <w:bookmarkStart w:id="50" w:name="_Toc230641413"/>
+      <w:bookmarkStart w:id="51" w:name="_Toc230783098"/>
+      <w:bookmarkStart w:id="52" w:name="_Toc231069144"/>
       <w:r>
         <w:rPr>
           <w:rFonts w:ascii="Times New Roman" w:hAnsi="Times New Roman"/>
@@ -2054,14 +1326,14 @@
         </w:rPr>
         <w:t>Fig 4: Hello World Test</w:t>
       </w:r>
-      <w:bookmarkEnd w:id="54"/>
-      <w:bookmarkEnd w:id="55"/>
-      <w:bookmarkEnd w:id="56"/>
-      <w:bookmarkEnd w:id="57"/>
-      <w:bookmarkEnd w:id="58"/>
-      <w:bookmarkEnd w:id="59"/>
-      <w:bookmarkEnd w:id="60"/>
-      <w:bookmarkEnd w:id="61"/>
+      <w:bookmarkEnd w:id="45"/>
+      <w:bookmarkEnd w:id="46"/>
+      <w:bookmarkEnd w:id="47"/>
+      <w:bookmarkEnd w:id="48"/>
+      <w:bookmarkEnd w:id="49"/>
+      <w:bookmarkEnd w:id="50"/>
+      <w:bookmarkEnd w:id="51"/>
+      <w:bookmarkEnd w:id="52"/>
     </w:p>
     <w:p>
       <w:pPr>
@@ -2069,7 +1341,7 @@
           <w:lang w:val="en-US"/>
         </w:rPr>
       </w:pPr>
-      <w:bookmarkStart w:id="62" w:name="_Toc230783099"/>
+      <w:bookmarkStart w:id="53" w:name="_Toc230783099"/>
       <w:r>
         <w:rPr>
           <w:noProof/>
@@ -2126,7 +1398,7 @@
           </wp:inline>
         </w:drawing>
       </w:r>
-      <w:bookmarkEnd w:id="62"/>
+      <w:bookmarkEnd w:id="53"/>
     </w:p>
     <w:p>
       <w:pPr>
@@ -2140,14 +1412,14 @@
           <w:szCs w:val="27"/>
         </w:rPr>
       </w:pPr>
-      <w:bookmarkStart w:id="63" w:name="_Toc230640508"/>
-      <w:bookmarkStart w:id="64" w:name="_Toc230640707"/>
-      <w:bookmarkStart w:id="65" w:name="_Toc230640737"/>
-      <w:bookmarkStart w:id="66" w:name="_Toc230641058"/>
-      <w:bookmarkStart w:id="67" w:name="_Toc230641343"/>
-      <w:bookmarkStart w:id="68" w:name="_Toc230641414"/>
-      <w:bookmarkStart w:id="69" w:name="_Toc230783100"/>
-      <w:bookmarkStart w:id="70" w:name="_Toc231045858"/>
+      <w:bookmarkStart w:id="54" w:name="_Toc230640508"/>
+      <w:bookmarkStart w:id="55" w:name="_Toc230640707"/>
+      <w:bookmarkStart w:id="56" w:name="_Toc230640737"/>
+      <w:bookmarkStart w:id="57" w:name="_Toc230641058"/>
+      <w:bookmarkStart w:id="58" w:name="_Toc230641343"/>
+      <w:bookmarkStart w:id="59" w:name="_Toc230641414"/>
+      <w:bookmarkStart w:id="60" w:name="_Toc230783100"/>
+      <w:bookmarkStart w:id="61" w:name="_Toc231069145"/>
       <w:r>
         <w:rPr>
           <w:rFonts w:ascii="Times New Roman" w:hAnsi="Times New Roman"/>
@@ -2158,14 +1430,14 @@
         </w:rPr>
         <w:t>Fig 5: Database Connection Test</w:t>
       </w:r>
-      <w:bookmarkEnd w:id="63"/>
-      <w:bookmarkEnd w:id="64"/>
-      <w:bookmarkEnd w:id="65"/>
-      <w:bookmarkEnd w:id="66"/>
-      <w:bookmarkEnd w:id="67"/>
-      <w:bookmarkEnd w:id="68"/>
-      <w:bookmarkEnd w:id="69"/>
-      <w:bookmarkEnd w:id="70"/>
+      <w:bookmarkEnd w:id="54"/>
+      <w:bookmarkEnd w:id="55"/>
+      <w:bookmarkEnd w:id="56"/>
+      <w:bookmarkEnd w:id="57"/>
+      <w:bookmarkEnd w:id="58"/>
+      <w:bookmarkEnd w:id="59"/>
+      <w:bookmarkEnd w:id="60"/>
+      <w:bookmarkEnd w:id="61"/>
     </w:p>
     <w:p>
       <w:pPr>
@@ -2208,6 +1480,77 @@
           <w:lang w:val="en-US"/>
         </w:rPr>
       </w:pPr>
+      <w:r>
+        <w:rPr>
+          <w:noProof/>
+          <w:lang w:val="en-US"/>
+        </w:rPr>
+        <w:lastRenderedPageBreak/>
+        <w:drawing>
+          <wp:inline distT="0" distB="0" distL="0" distR="0" wp14:anchorId="32973570" wp14:editId="7BADC6EA">
+            <wp:extent cx="4209524" cy="1666667"/>
+            <wp:effectExtent l="0" t="0" r="635" b="0"/>
+            <wp:docPr id="1" name="Picture 1"/>
+            <wp:cNvGraphicFramePr>
+              <a:graphicFrameLocks xmlns:a="http://schemas.openxmlformats.org/drawingml/2006/main" noChangeAspect="1"/>
+            </wp:cNvGraphicFramePr>
+            <a:graphic xmlns:a="http://schemas.openxmlformats.org/drawingml/2006/main">
+              <a:graphicData uri="http://schemas.openxmlformats.org/drawingml/2006/picture">
+                <pic:pic xmlns:pic="http://schemas.openxmlformats.org/drawingml/2006/picture">
+                  <pic:nvPicPr>
+                    <pic:cNvPr id="1" name="Picture 1"/>
+                    <pic:cNvPicPr/>
+                  </pic:nvPicPr>
+                  <pic:blipFill>
+                    <a:blip r:embed="rId12">
+                      <a:extLst>
+                        <a:ext uri="{28A0092B-C50C-407E-A947-70E740481C1C}">
+                          <a14:useLocalDpi xmlns:a14="http://schemas.microsoft.com/office/drawing/2010/main" val="0"/>
+                        </a:ext>
+                      </a:extLst>
+                    </a:blip>
+                    <a:stretch>
+                      <a:fillRect/>
+                    </a:stretch>
+                  </pic:blipFill>
+                  <pic:spPr>
+                    <a:xfrm>
+                      <a:off x="0" y="0"/>
+                      <a:ext cx="4209524" cy="1666667"/>
+                    </a:xfrm>
+                    <a:prstGeom prst="rect">
+                      <a:avLst/>
+                    </a:prstGeom>
+                  </pic:spPr>
+                </pic:pic>
+              </a:graphicData>
+            </a:graphic>
+          </wp:inline>
+        </w:drawing>
+      </w:r>
+    </w:p>
+    <w:p>
+      <w:pPr>
+        <w:rPr>
+          <w:rFonts w:ascii="Times New Roman" w:hAnsi="Times New Roman" w:cs="Times New Roman"/>
+          <w:b/>
+          <w:bCs/>
+          <w:sz w:val="27"/>
+          <w:szCs w:val="27"/>
+          <w:lang w:val="en-US"/>
+        </w:rPr>
+      </w:pPr>
+      <w:r>
+        <w:rPr>
+          <w:rFonts w:ascii="Times New Roman" w:hAnsi="Times New Roman" w:cs="Times New Roman"/>
+          <w:b/>
+          <w:bCs/>
+          <w:sz w:val="27"/>
+          <w:szCs w:val="27"/>
+          <w:lang w:val="en-US"/>
+        </w:rPr>
+        <w:t>Fig 6: Folder Structure</w:t>
+      </w:r>
     </w:p>
     <w:p>
       <w:pPr>
@@ -2222,8 +1565,8 @@
           <w:szCs w:val="48"/>
         </w:rPr>
       </w:pPr>
-      <w:bookmarkStart w:id="71" w:name="_Toc230783101"/>
-      <w:bookmarkStart w:id="72" w:name="_Toc231045859"/>
+      <w:bookmarkStart w:id="62" w:name="_Toc230783101"/>
+      <w:bookmarkStart w:id="63" w:name="_Toc231069146"/>
       <w:r>
         <w:rPr>
           <w:rFonts w:ascii="Times New Roman" w:hAnsi="Times New Roman"/>
@@ -2236,8 +1579,8 @@
         </w:rPr>
         <w:t>Student reflection</w:t>
       </w:r>
-      <w:bookmarkEnd w:id="71"/>
-      <w:bookmarkEnd w:id="72"/>
+      <w:bookmarkEnd w:id="62"/>
+      <w:bookmarkEnd w:id="63"/>
       <w:r>
         <w:rPr>
           <w:rFonts w:ascii="Times New Roman" w:hAnsi="Times New Roman"/>
@@ -2338,7 +1681,7 @@
       </w:pPr>
     </w:p>
     <w:sectPr>
-      <w:footerReference w:type="default" r:id="rId12"/>
+      <w:footerReference w:type="default" r:id="rId13"/>
       <w:pgSz w:w="11906" w:h="16838"/>
       <w:pgMar w:top="1440" w:right="1440" w:bottom="1440" w:left="1440" w:header="708" w:footer="708" w:gutter="0"/>
       <w:cols w:space="708"/>
